--- a/Final_Project/code/problem.docx
+++ b/Final_Project/code/problem.docx
@@ -23,7 +23,6 @@
     <w:p>
       <w:pPr>
         <w:rPr>
-          <w:rFonts w:hint="cs"/>
           <w:cs/>
         </w:rPr>
       </w:pPr>
@@ -60,6 +59,7 @@
         <w:rPr>
           <w:b/>
           <w:bCs/>
+          <w:noProof/>
           <w:u w:val="single"/>
         </w:rPr>
         <w:drawing>
@@ -145,63 +145,56 @@
       </w:r>
     </w:p>
     <w:p>
+      <w:r>
+        <w:t>-</w:t>
+      </w:r>
+      <w:r>
+        <w:rPr>
+          <w:rFonts w:hint="cs"/>
+          <w:cs/>
+        </w:rPr>
+        <w:t xml:space="preserve"> ถ้ามีหุ้นหลายตัวมากๆ </w:t>
+      </w:r>
+      <w:r>
+        <w:t xml:space="preserve">Watch List </w:t>
+      </w:r>
+      <w:r>
+        <w:rPr>
+          <w:rFonts w:hint="cs"/>
+          <w:cs/>
+        </w:rPr>
+        <w:t>จะดูยาก</w:t>
+      </w:r>
+      <w:r>
+        <w:t xml:space="preserve"> -&gt; </w:t>
+      </w:r>
+      <w:r>
+        <w:rPr>
+          <w:rFonts w:hint="cs"/>
+          <w:cs/>
+        </w:rPr>
+        <w:t>ควรแก้ปัญหานี้อย่างไร</w:t>
+      </w:r>
+      <w:r>
+        <w:rPr>
+          <w:cs/>
+        </w:rPr>
+        <w:tab/>
+      </w:r>
+    </w:p>
+    <w:p>
       <w:pPr>
         <w:rPr>
-          <w:rFonts w:hint="cs"/>
+          <w:b/>
+          <w:bCs/>
+          <w:u w:val="single"/>
         </w:rPr>
       </w:pPr>
       <w:r>
-        <w:t>-</w:t>
-      </w:r>
-      <w:r>
-        <w:rPr>
-          <w:rFonts w:hint="cs"/>
-          <w:cs/>
-        </w:rPr>
-        <w:t xml:space="preserve"> ถ้ามีหุ้นหลายตัวมากๆ </w:t>
-      </w:r>
-      <w:r>
-        <w:t>Watch List</w:t>
-      </w:r>
-      <w:r>
-        <w:t xml:space="preserve"> </w:t>
-      </w:r>
-      <w:r>
-        <w:rPr>
-          <w:rFonts w:hint="cs"/>
-          <w:cs/>
-        </w:rPr>
-        <w:t>จะดูยาก</w:t>
-      </w:r>
-      <w:r>
-        <w:t xml:space="preserve"> -&gt; </w:t>
-      </w:r>
-      <w:r>
-        <w:rPr>
-          <w:rFonts w:hint="cs"/>
-          <w:cs/>
-        </w:rPr>
-        <w:t>ควรแก้ปัญหานี้อย่างไร</w:t>
-      </w:r>
-      <w:r>
-        <w:rPr>
-          <w:cs/>
-        </w:rPr>
-        <w:tab/>
-      </w:r>
-    </w:p>
-    <w:p>
-      <w:pPr>
-        <w:rPr>
-          <w:b/>
-          <w:bCs/>
-          <w:u w:val="single"/>
-        </w:rPr>
-      </w:pPr>
-      <w:r>
-        <w:rPr>
-          <w:b/>
-          <w:bCs/>
+        <w:rPr>
+          <w:b/>
+          <w:bCs/>
+          <w:noProof/>
           <w:u w:val="single"/>
         </w:rPr>
         <w:drawing>
@@ -252,6 +245,7 @@
         <w:rPr>
           <w:b/>
           <w:bCs/>
+          <w:noProof/>
           <w:u w:val="single"/>
         </w:rPr>
         <w:drawing>
@@ -294,7 +288,6 @@
     <w:p>
       <w:pPr>
         <w:rPr>
-          <w:rFonts w:hint="cs"/>
           <w:cs/>
         </w:rPr>
       </w:pPr>
@@ -345,6 +338,7 @@
         <w:rPr>
           <w:b/>
           <w:bCs/>
+          <w:noProof/>
           <w:u w:val="single"/>
         </w:rPr>
         <w:drawing>
@@ -427,13 +421,188 @@
           <w:u w:val="single"/>
         </w:rPr>
         <w:lastRenderedPageBreak/>
+        <w:t>2.Stock Analysis</w:t>
+      </w:r>
+    </w:p>
+    <w:p>
+      <w:r>
+        <w:rPr>
+          <w:rFonts w:hint="cs"/>
+          <w:cs/>
+        </w:rPr>
+        <w:t xml:space="preserve">ช่อง </w:t>
+      </w:r>
+      <w:r>
+        <w:t xml:space="preserve">search </w:t>
+      </w:r>
+      <w:r>
+        <w:rPr>
+          <w:rFonts w:hint="cs"/>
+          <w:cs/>
+        </w:rPr>
+        <w:t xml:space="preserve">ไม่ใช่แค่หน้านี้ ควรมี </w:t>
+      </w:r>
+      <w:r>
+        <w:t xml:space="preserve">drop down </w:t>
+      </w:r>
+      <w:r>
+        <w:rPr>
+          <w:rFonts w:hint="cs"/>
+          <w:cs/>
+        </w:rPr>
+        <w:t xml:space="preserve">ที่ </w:t>
+      </w:r>
+      <w:r>
+        <w:t xml:space="preserve">filter </w:t>
+      </w:r>
+      <w:r>
+        <w:rPr>
+          <w:rFonts w:hint="cs"/>
+          <w:cs/>
+        </w:rPr>
+        <w:t xml:space="preserve">ตามตัวอักษรที่พิมพ์มา </w:t>
+      </w:r>
+    </w:p>
+    <w:p>
+      <w:pPr>
+        <w:rPr>
+          <w:rFonts w:hint="cs"/>
+        </w:rPr>
+      </w:pPr>
+    </w:p>
+    <w:p>
+      <w:pPr>
+        <w:pStyle w:val="Heading2"/>
+        <w:rPr>
+          <w:b/>
+          <w:bCs/>
+          <w:u w:val="single"/>
+        </w:rPr>
+      </w:pPr>
+      <w:r>
+        <w:rPr>
+          <w:b/>
+          <w:bCs/>
+          <w:u w:val="single"/>
+        </w:rPr>
+        <w:t>2.</w:t>
+      </w:r>
+      <w:r>
+        <w:rPr>
+          <w:b/>
+          <w:bCs/>
+          <w:u w:val="single"/>
+        </w:rPr>
+        <w:t>AI Advisor</w:t>
+      </w:r>
+    </w:p>
+    <w:p>
+      <w:pPr>
+        <w:rPr>
+          <w:rFonts w:hint="cs"/>
+          <w:cs/>
+        </w:rPr>
+      </w:pPr>
+      <w:r>
+        <w:t xml:space="preserve">-sentiment </w:t>
+      </w:r>
+      <w:r>
+        <w:rPr>
+          <w:rFonts w:hint="cs"/>
+          <w:cs/>
+        </w:rPr>
+        <w:t>ซ้ำกับหน้าหลังรึเปล่า</w:t>
+      </w:r>
+      <w:r>
+        <w:t xml:space="preserve"> -&gt; </w:t>
+      </w:r>
+      <w:r>
+        <w:rPr>
+          <w:rFonts w:hint="cs"/>
+          <w:cs/>
+        </w:rPr>
+        <w:t>เอาออกไปรวมกันไหม</w:t>
+      </w:r>
+    </w:p>
+    <w:p>
+      <w:pPr>
+        <w:rPr>
+          <w:rFonts w:hint="cs"/>
+        </w:rPr>
+      </w:pPr>
+      <w:r>
+        <w:rPr>
+          <w:rFonts w:cs="Cordia New"/>
+          <w:cs/>
+        </w:rPr>
+        <w:drawing>
+          <wp:inline distT="0" distB="0" distL="0" distR="0" wp14:anchorId="16DAC8C8" wp14:editId="3802DE15">
+            <wp:extent cx="5612130" cy="1725295"/>
+            <wp:effectExtent l="0" t="0" r="7620" b="8255"/>
+            <wp:docPr id="2043688227" name="Picture 1"/>
+            <wp:cNvGraphicFramePr>
+              <a:graphicFrameLocks xmlns:a="http://schemas.openxmlformats.org/drawingml/2006/main" noChangeAspect="1"/>
+            </wp:cNvGraphicFramePr>
+            <a:graphic xmlns:a="http://schemas.openxmlformats.org/drawingml/2006/main">
+              <a:graphicData uri="http://schemas.openxmlformats.org/drawingml/2006/picture">
+                <pic:pic xmlns:pic="http://schemas.openxmlformats.org/drawingml/2006/picture">
+                  <pic:nvPicPr>
+                    <pic:cNvPr id="2043688227" name=""/>
+                    <pic:cNvPicPr/>
+                  </pic:nvPicPr>
+                  <pic:blipFill>
+                    <a:blip r:embed="rId9"/>
+                    <a:stretch>
+                      <a:fillRect/>
+                    </a:stretch>
+                  </pic:blipFill>
+                  <pic:spPr>
+                    <a:xfrm>
+                      <a:off x="0" y="0"/>
+                      <a:ext cx="5612130" cy="1725295"/>
+                    </a:xfrm>
+                    <a:prstGeom prst="rect">
+                      <a:avLst/>
+                    </a:prstGeom>
+                  </pic:spPr>
+                </pic:pic>
+              </a:graphicData>
+            </a:graphic>
+          </wp:inline>
+        </w:drawing>
+      </w:r>
+    </w:p>
+    <w:p>
+      <w:pPr>
+        <w:pStyle w:val="Heading2"/>
+        <w:rPr>
+          <w:b/>
+          <w:bCs/>
+          <w:u w:val="single"/>
+        </w:rPr>
+      </w:pPr>
+    </w:p>
+    <w:p>
+      <w:pPr>
+        <w:pStyle w:val="Heading2"/>
+        <w:rPr>
+          <w:b/>
+          <w:bCs/>
+          <w:u w:val="single"/>
+        </w:rPr>
+      </w:pPr>
+      <w:r>
+        <w:rPr>
+          <w:b/>
+          <w:bCs/>
+          <w:u w:val="single"/>
+        </w:rPr>
         <w:t>3.Portfolio</w:t>
       </w:r>
     </w:p>
     <w:p>
       <w:pPr>
         <w:rPr>
-          <w:rFonts w:hint="cs"/>
           <w:cs/>
         </w:rPr>
       </w:pPr>
@@ -470,6 +639,10 @@
     </w:p>
     <w:p>
       <w:r>
+        <w:rPr>
+          <w:noProof/>
+        </w:rPr>
+        <w:lastRenderedPageBreak/>
         <w:drawing>
           <wp:inline distT="0" distB="0" distL="0" distR="0" wp14:anchorId="278D12A4" wp14:editId="19962D30">
             <wp:extent cx="5612130" cy="3237865"/>
@@ -486,7 +659,7 @@
                     <pic:cNvPicPr/>
                   </pic:nvPicPr>
                   <pic:blipFill>
-                    <a:blip r:embed="rId9"/>
+                    <a:blip r:embed="rId10"/>
                     <a:stretch>
                       <a:fillRect/>
                     </a:stretch>
@@ -520,40 +693,44 @@
       </w:r>
     </w:p>
     <w:p>
+      <w:r>
+        <w:rPr>
+          <w:rFonts w:hint="cs"/>
+          <w:cs/>
+        </w:rPr>
+        <w:t xml:space="preserve">- </w:t>
+      </w:r>
+      <w:r>
+        <w:t xml:space="preserve">tab DuckDBSQL </w:t>
+      </w:r>
+      <w:r>
+        <w:rPr>
+          <w:rFonts w:hint="cs"/>
+          <w:cs/>
+        </w:rPr>
+        <w:t>เอาไว้ทำไร</w:t>
+      </w:r>
+    </w:p>
+    <w:p/>
+    <w:p/>
+    <w:p/>
+    <w:p/>
+    <w:p/>
+    <w:p/>
+    <w:p>
       <w:pPr>
         <w:rPr>
           <w:rFonts w:hint="cs"/>
           <w:cs/>
         </w:rPr>
       </w:pPr>
-      <w:r>
-        <w:rPr>
-          <w:rFonts w:hint="cs"/>
-          <w:cs/>
-        </w:rPr>
-        <w:t xml:space="preserve">- </w:t>
-      </w:r>
-      <w:r>
-        <w:t xml:space="preserve">tab </w:t>
-      </w:r>
-      <w:proofErr w:type="spellStart"/>
-      <w:r>
-        <w:t>DuckDBSQL</w:t>
-      </w:r>
-      <w:proofErr w:type="spellEnd"/>
-      <w:r>
-        <w:t xml:space="preserve"> </w:t>
-      </w:r>
-      <w:r>
-        <w:rPr>
-          <w:rFonts w:hint="cs"/>
-          <w:cs/>
-        </w:rPr>
-        <w:t>เอาไว้ทำไร</w:t>
-      </w:r>
-    </w:p>
-    <w:p>
-      <w:r>
+    </w:p>
+    <w:p>
+      <w:r>
+        <w:rPr>
+          <w:noProof/>
+        </w:rPr>
+        <w:lastRenderedPageBreak/>
         <w:drawing>
           <wp:inline distT="0" distB="0" distL="0" distR="0" wp14:anchorId="0C1F5F58" wp14:editId="014EAB61">
             <wp:extent cx="5612130" cy="2423795"/>
@@ -570,7 +747,7 @@
                     <pic:cNvPicPr/>
                   </pic:nvPicPr>
                   <pic:blipFill>
-                    <a:blip r:embed="rId10"/>
+                    <a:blip r:embed="rId11"/>
                     <a:stretch>
                       <a:fillRect/>
                     </a:stretch>
@@ -603,28 +780,21 @@
       </w:pPr>
       <w:r>
         <w:rPr>
-          <w:b/>
-          <w:bCs/>
-          <w:u w:val="single"/>
-        </w:rPr>
-        <w:lastRenderedPageBreak/>
-        <w:t>6</w:t>
-      </w:r>
-      <w:r>
-        <w:rPr>
-          <w:b/>
-          <w:bCs/>
-          <w:u w:val="single"/>
-        </w:rPr>
-        <w:t>.</w:t>
-      </w:r>
-      <w:r>
-        <w:rPr>
-          <w:b/>
-          <w:bCs/>
-          <w:u w:val="single"/>
-        </w:rPr>
-        <w:t>Compar</w:t>
+          <w:rFonts w:hint="cs"/>
+          <w:b/>
+          <w:bCs/>
+          <w:u w:val="single"/>
+          <w:cs/>
+        </w:rPr>
+        <w:t>5</w:t>
+      </w:r>
+      <w:r>
+        <w:rPr>
+          <w:b/>
+          <w:bCs/>
+          <w:u w:val="single"/>
+        </w:rPr>
+        <w:t>.Compar</w:t>
       </w:r>
       <w:r>
         <w:rPr>
@@ -636,6 +806,28 @@
       </w:r>
     </w:p>
     <w:p>
+      <w:r>
+        <w:t xml:space="preserve">- radar chart </w:t>
+      </w:r>
+      <w:r>
+        <w:rPr>
+          <w:rFonts w:hint="cs"/>
+          <w:cs/>
+        </w:rPr>
+        <w:t xml:space="preserve">ดูยาก </w:t>
+      </w:r>
+      <w:r>
+        <w:t xml:space="preserve">-&gt; </w:t>
+      </w:r>
+      <w:r>
+        <w:rPr>
+          <w:rFonts w:hint="cs"/>
+          <w:cs/>
+        </w:rPr>
+        <w:t>จำเป็นต้องมีไหม</w:t>
+      </w:r>
+    </w:p>
+    <w:p>
       <w:pPr>
         <w:rPr>
           <w:rFonts w:hint="cs"/>
@@ -643,28 +835,31 @@
         </w:rPr>
       </w:pPr>
       <w:r>
-        <w:t xml:space="preserve">- radar chart </w:t>
-      </w:r>
-      <w:r>
-        <w:rPr>
-          <w:rFonts w:hint="cs"/>
-          <w:cs/>
-        </w:rPr>
-        <w:t xml:space="preserve">ดูยาก </w:t>
-      </w:r>
-      <w:r>
-        <w:t xml:space="preserve">-&gt; </w:t>
-      </w:r>
-      <w:r>
-        <w:rPr>
-          <w:rFonts w:hint="cs"/>
-          <w:cs/>
-        </w:rPr>
-        <w:t>จำเป็นต้องมีไหม</w:t>
-      </w:r>
-    </w:p>
-    <w:p>
-      <w:r>
+        <w:t xml:space="preserve">- </w:t>
+      </w:r>
+      <w:r>
+        <w:rPr>
+          <w:rFonts w:hint="cs"/>
+          <w:cs/>
+        </w:rPr>
+        <w:t xml:space="preserve">เปรียบเทียบหุ้นควรมี บอกได้ไหมว่า ความสัมพันธ์ </w:t>
+      </w:r>
+      <w:r>
+        <w:t xml:space="preserve">strong </w:t>
+      </w:r>
+      <w:r>
+        <w:rPr>
+          <w:rFonts w:hint="cs"/>
+          <w:cs/>
+        </w:rPr>
+        <w:t xml:space="preserve">กันแค่ไหน </w:t>
+      </w:r>
+    </w:p>
+    <w:p>
+      <w:r>
+        <w:rPr>
+          <w:noProof/>
+        </w:rPr>
         <w:drawing>
           <wp:inline distT="0" distB="0" distL="0" distR="0" wp14:anchorId="3ED946F4" wp14:editId="21F326E6">
             <wp:extent cx="5612130" cy="2541905"/>
@@ -681,7 +876,7 @@
                     <pic:cNvPicPr/>
                   </pic:nvPicPr>
                   <pic:blipFill>
-                    <a:blip r:embed="rId11"/>
+                    <a:blip r:embed="rId12"/>
                     <a:stretch>
                       <a:fillRect/>
                     </a:stretch>
@@ -690,6 +885,190 @@
                     <a:xfrm>
                       <a:off x="0" y="0"/>
                       <a:ext cx="5612130" cy="2541905"/>
+                    </a:xfrm>
+                    <a:prstGeom prst="rect">
+                      <a:avLst/>
+                    </a:prstGeom>
+                  </pic:spPr>
+                </pic:pic>
+              </a:graphicData>
+            </a:graphic>
+          </wp:inline>
+        </w:drawing>
+      </w:r>
+    </w:p>
+    <w:p/>
+    <w:p/>
+    <w:p/>
+    <w:p>
+      <w:pPr>
+        <w:pStyle w:val="Heading2"/>
+        <w:rPr>
+          <w:b/>
+          <w:bCs/>
+          <w:u w:val="single"/>
+        </w:rPr>
+      </w:pPr>
+      <w:r>
+        <w:rPr>
+          <w:rFonts w:hint="cs"/>
+          <w:b/>
+          <w:bCs/>
+          <w:u w:val="single"/>
+          <w:cs/>
+        </w:rPr>
+        <w:lastRenderedPageBreak/>
+        <w:t>5</w:t>
+      </w:r>
+      <w:r>
+        <w:rPr>
+          <w:b/>
+          <w:bCs/>
+          <w:u w:val="single"/>
+        </w:rPr>
+        <w:t>.</w:t>
+      </w:r>
+      <w:r>
+        <w:rPr>
+          <w:b/>
+          <w:bCs/>
+          <w:u w:val="single"/>
+        </w:rPr>
+        <w:t>New Impact</w:t>
+      </w:r>
+    </w:p>
+    <w:p>
+      <w:r>
+        <w:t xml:space="preserve">- </w:t>
+      </w:r>
+      <w:r>
+        <w:rPr>
+          <w:rFonts w:hint="cs"/>
+          <w:cs/>
+        </w:rPr>
+        <w:t xml:space="preserve">หน้านี้ควรจะต้องเป็น </w:t>
+      </w:r>
+      <w:r>
+        <w:t xml:space="preserve">AI mode </w:t>
+      </w:r>
+    </w:p>
+    <w:p>
+      <w:r>
+        <w:t xml:space="preserve">- </w:t>
+      </w:r>
+      <w:r>
+        <w:rPr>
+          <w:rFonts w:hint="cs"/>
+          <w:cs/>
+        </w:rPr>
+        <w:t xml:space="preserve">หุ้นที่จะวิเคราะห์จะต้องให้กดเพิ่มหรือลดได้ </w:t>
+      </w:r>
+      <w:r>
+        <w:t xml:space="preserve">&amp; </w:t>
+      </w:r>
+      <w:r>
+        <w:rPr>
+          <w:rFonts w:hint="cs"/>
+          <w:cs/>
+        </w:rPr>
+        <w:t>ข่าวต่อหุ้นต้องปรับจำนวนได้</w:t>
+      </w:r>
+    </w:p>
+    <w:p>
+      <w:r>
+        <w:t>-</w:t>
+      </w:r>
+      <w:r>
+        <w:rPr>
+          <w:rFonts w:hint="cs"/>
+          <w:cs/>
+        </w:rPr>
+        <w:t xml:space="preserve">เลือกได้ ว่าจะให้  </w:t>
+      </w:r>
+      <w:r>
+        <w:t xml:space="preserve">AI </w:t>
+      </w:r>
+      <w:r>
+        <w:rPr>
+          <w:rFonts w:hint="cs"/>
+          <w:cs/>
+        </w:rPr>
+        <w:t xml:space="preserve"> ช่วยป</w:t>
+      </w:r>
+      <w:r>
+        <w:rPr>
+          <w:rFonts w:hint="cs"/>
+          <w:cs/>
+        </w:rPr>
+        <w:t>ระ</w:t>
+      </w:r>
+      <w:r>
+        <w:rPr>
+          <w:rFonts w:hint="cs"/>
+          <w:cs/>
+        </w:rPr>
+        <w:t>เมินหรือดึงแค่ข่าว</w:t>
+      </w:r>
+    </w:p>
+    <w:p>
+      <w:pPr>
+        <w:rPr>
+          <w:rFonts w:hint="cs"/>
+          <w:cs/>
+        </w:rPr>
+      </w:pPr>
+      <w:r>
+        <w:rPr>
+          <w:rFonts w:hint="cs"/>
+          <w:cs/>
+        </w:rPr>
+        <w:t xml:space="preserve">-กำหนดเลือกช่วงเวลาดึงได้ด้วยดีไหม </w:t>
+      </w:r>
+      <w:r>
+        <w:t xml:space="preserve">-&gt; </w:t>
+      </w:r>
+      <w:r>
+        <w:rPr>
+          <w:rFonts w:hint="cs"/>
+          <w:cs/>
+        </w:rPr>
+        <w:t>วิเคราะห์ออกมาก่อนว่าเจอกี่ข่าว</w:t>
+      </w:r>
+      <w:r>
+        <w:rPr>
+          <w:rFonts w:hint="cs"/>
+          <w:cs/>
+        </w:rPr>
+        <w:t xml:space="preserve"> แล้วให้เลือกว่าจะดึงกี่ข่าว</w:t>
+      </w:r>
+    </w:p>
+    <w:p>
+      <w:r>
+        <w:drawing>
+          <wp:inline distT="0" distB="0" distL="0" distR="0" wp14:anchorId="3D5C20A4" wp14:editId="641340BD">
+            <wp:extent cx="5612130" cy="1123315"/>
+            <wp:effectExtent l="0" t="0" r="7620" b="635"/>
+            <wp:docPr id="224060262" name="Picture 1"/>
+            <wp:cNvGraphicFramePr>
+              <a:graphicFrameLocks xmlns:a="http://schemas.openxmlformats.org/drawingml/2006/main" noChangeAspect="1"/>
+            </wp:cNvGraphicFramePr>
+            <a:graphic xmlns:a="http://schemas.openxmlformats.org/drawingml/2006/main">
+              <a:graphicData uri="http://schemas.openxmlformats.org/drawingml/2006/picture">
+                <pic:pic xmlns:pic="http://schemas.openxmlformats.org/drawingml/2006/picture">
+                  <pic:nvPicPr>
+                    <pic:cNvPr id="224060262" name=""/>
+                    <pic:cNvPicPr/>
+                  </pic:nvPicPr>
+                  <pic:blipFill>
+                    <a:blip r:embed="rId13"/>
+                    <a:stretch>
+                      <a:fillRect/>
+                    </a:stretch>
+                  </pic:blipFill>
+                  <pic:spPr>
+                    <a:xfrm>
+                      <a:off x="0" y="0"/>
+                      <a:ext cx="5612130" cy="1123315"/>
                     </a:xfrm>
                     <a:prstGeom prst="rect">
                       <a:avLst/>
@@ -1113,6 +1492,7 @@
   <w:style w:type="paragraph" w:default="1" w:styleId="Normal">
     <w:name w:val="Normal"/>
     <w:qFormat/>
+    <w:rsid w:val="000E5EBD"/>
   </w:style>
   <w:style w:type="paragraph" w:styleId="Heading1">
     <w:name w:val="heading 1"/>
